--- a/az/discovery-articles/4.3 Xəstəliklərin mikrob nəzəriyyəsi.docx
+++ b/az/discovery-articles/4.3 Xəstəliklərin mikrob nəzəriyyəsi.docx
@@ -4,570 +4,375 @@
   <w:body>
     <w:p>
       <w:pPr>
-        <w:keepNext/>
-        <w:spacing w:before="280" w:after="120"/>
+        <w:pStyle w:val="Title"/>
+        <w:widowControl/>
       </w:pPr>
       <w:r>
-        <w:rPr>
-          <w:rFonts w:ascii="Calibri" w:hAnsi="Calibri" w:eastAsia="Calibri"/>
-          <w:b/>
-          <w:i w:val="0"/>
-          <w:color w:val="004E8C"/>
-          <w:sz w:val="44"/>
-        </w:rPr>
         <w:t>4.3 Xəstəliklərin mikrob nəzəriyyəsi</w:t>
       </w:r>
     </w:p>
     <w:p>
       <w:pPr>
-        <w:spacing w:after="80"/>
+        <w:keepNext/>
+        <w:widowControl/>
       </w:pPr>
       <w:r>
         <w:rPr>
-          <w:rFonts w:ascii="Calibri" w:hAnsi="Calibri" w:eastAsia="Calibri"/>
-          <w:b w:val="0"/>
-          <w:i/>
-          <w:color w:val="505050"/>
-          <w:sz w:val="22"/>
+          <w:sz w:val="20"/>
         </w:rPr>
-        <w:t>4. Tibb, biologiya və ictimai sağlamlıq</w:t>
-      </w:r>
-    </w:p>
-    <w:p>
-      <w:pPr>
-        <w:spacing w:after="200"/>
-      </w:pPr>
-      <w:r>
-        <w:rPr>
-          <w:rFonts w:ascii="Calibri" w:hAnsi="Calibri" w:eastAsia="Calibri"/>
-          <w:b w:val="0"/>
-          <w:i/>
-          <w:sz w:val="22"/>
-        </w:rPr>
-        <w:t>Dövr: 1850–1880-ci illər (Paster və Koxun təməl tədqiqatları) | Əsas simalar: Lui Paster; Robert Kox; İqnats Zemmelvays; Con Snou</w:t>
-      </w:r>
-    </w:p>
-    <w:p>
-      <w:pPr>
-        <w:spacing w:after="160" w:line="276" w:lineRule="auto"/>
-      </w:pPr>
-      <w:r>
-        <w:rPr>
-          <w:rFonts w:ascii="Calibri" w:hAnsi="Calibri" w:eastAsia="Calibri"/>
-          <w:b w:val="0"/>
-          <w:i w:val="0"/>
-          <w:sz w:val="22"/>
-        </w:rPr>
-        <w:t>Mikrob nəzəriyyəsinə görə, bir çox xəstəliyi pis hava və ya orqanizmdə qeyri-müəyyən tarazlıq pozuntusu deyil, konkret mikroorqanizmlər törədir. Gigiyena, peyvəndlər və antibiotikləri elmi əsaslı edən məhz bu fikirdir.</w:t>
+        <w:t>4 Tibb biologiya və ictimai səhiyyə</w:t>
       </w:r>
     </w:p>
     <w:p>
       <w:pPr>
         <w:keepNext/>
-        <w:spacing w:before="240" w:after="120"/>
+        <w:widowControl/>
       </w:pPr>
       <w:r>
         <w:rPr>
-          <w:rFonts w:ascii="Calibri" w:hAnsi="Calibri" w:eastAsia="Calibri"/>
-          <w:b/>
-          <w:i w:val="0"/>
-          <w:color w:val="004E8C"/>
-          <w:sz w:val="28"/>
+          <w:sz w:val="20"/>
         </w:rPr>
-        <w:t>Əsas faktlar</w:t>
+        <w:t>Dövr: 1850–1880-ci illər (Paster və Koxun təməl tədqiqatları) | Əsas şəxslər: Lui Paster; Robert Kox; İqnats Zemmelveys; Con Snou</w:t>
+      </w:r>
+    </w:p>
+    <w:p>
+      <w:pPr>
+        <w:widowControl/>
+      </w:pPr>
+      <w:r>
+        <w:t>Mikrob nəzəriyyəsinə görə bir çox xəstəliyin səbəbi «pis hava» və ya qeyri-müəyyən tarazlıq pozuntusu deyil, konkret mikroblardır. Gigiyena, peyvəndlər və antibiotiklər məhz bu fikir sayəsində elmi əsas qazandı.</w:t>
+      </w:r>
+    </w:p>
+    <w:p>
+      <w:pPr>
+        <w:pStyle w:val="Heading1"/>
+        <w:widowControl/>
+      </w:pPr>
+      <w:r>
+        <w:t>Əsas məlumatlar</w:t>
       </w:r>
     </w:p>
     <w:p>
       <w:pPr>
         <w:pStyle w:val="ListBullet"/>
+        <w:widowControl/>
       </w:pPr>
       <w:r>
-        <w:rPr>
-          <w:rFonts w:ascii="Calibri" w:hAnsi="Calibri" w:eastAsia="Calibri"/>
-          <w:b w:val="0"/>
-          <w:i w:val="0"/>
-          <w:sz w:val="22"/>
-        </w:rPr>
-        <w:t>İqnats Zemmelvays əllərin yuyulmasını tələb etməklə zahılıq qızdırmasından ölənlərin sayını azaldıb</w:t>
+        <w:t>İqnats Zemmelveys əl yumağı tələb etməklə doğuşdan sonrakı qızdırma hallarını azaltdı.</w:t>
       </w:r>
     </w:p>
     <w:p>
       <w:pPr>
         <w:pStyle w:val="ListBullet"/>
+        <w:widowControl/>
       </w:pPr>
       <w:r>
-        <w:rPr>
-          <w:rFonts w:ascii="Calibri" w:hAnsi="Calibri" w:eastAsia="Calibri"/>
-          <w:b w:val="0"/>
-          <w:i w:val="0"/>
-          <w:sz w:val="22"/>
-        </w:rPr>
-        <w:t>Con Snou 1854-cü ildə xolera epidemiyasının çirklənmiş su nasosu ilə bağlı olduğunu müəyyənləşdirib</w:t>
+        <w:t>Con Snou 1854-cü ildə vəba epidemiyasını çirklənmiş su nasosu ilə əlaqələndirdi.</w:t>
       </w:r>
     </w:p>
     <w:p>
       <w:pPr>
         <w:pStyle w:val="ListBullet"/>
+        <w:widowControl/>
       </w:pPr>
       <w:r>
-        <w:rPr>
-          <w:rFonts w:ascii="Calibri" w:hAnsi="Calibri" w:eastAsia="Calibri"/>
-          <w:b w:val="0"/>
-          <w:i w:val="0"/>
-          <w:sz w:val="22"/>
-        </w:rPr>
-        <w:t>Lui Paster mikrobların qıcqırma və xarab olma proseslərinə səbəb olduğunu göstərib</w:t>
+        <w:t>Lui Paster mikrobların qıcqırmaya və qidanın xarab olmasına səbəb olduğunu göstərdi.</w:t>
       </w:r>
     </w:p>
     <w:p>
       <w:pPr>
         <w:pStyle w:val="ListBullet"/>
+        <w:widowControl/>
       </w:pPr>
       <w:r>
-        <w:rPr>
-          <w:rFonts w:ascii="Calibri" w:hAnsi="Calibri" w:eastAsia="Calibri"/>
-          <w:b w:val="0"/>
-          <w:i w:val="0"/>
-          <w:sz w:val="22"/>
-        </w:rPr>
-        <w:t>Robert Kox konkret bakteriyaları konkret xəstəliklərlə əlaqələndirib</w:t>
+        <w:t>Robert Kox müəyyən bakteriyalarla müəyyən xəstəliklər arasındakı əlaqəni sübut etdi.</w:t>
       </w:r>
     </w:p>
     <w:p>
       <w:pPr>
         <w:pStyle w:val="ListBullet"/>
+        <w:widowControl/>
       </w:pPr>
       <w:r>
-        <w:rPr>
-          <w:rFonts w:ascii="Calibri" w:hAnsi="Calibri" w:eastAsia="Calibri"/>
-          <w:b w:val="0"/>
-          <w:i w:val="0"/>
-          <w:sz w:val="22"/>
-        </w:rPr>
-        <w:t>Bu nəzəriyyə tibbdə xəstəliyi «pis hava» ilə izah edən miazma təsəvvürünü əvəz edib</w:t>
+        <w:t>Bu nəzəriyyə tibbdə xəstəlikləri «pis hava» ilə izah edən miazma nəzəriyyəsini əvəz etdi.</w:t>
       </w:r>
     </w:p>
     <w:p>
       <w:pPr>
-        <w:keepNext/>
-        <w:spacing w:before="240" w:after="120"/>
+        <w:pStyle w:val="Heading1"/>
+        <w:widowControl/>
       </w:pPr>
       <w:r>
-        <w:rPr>
-          <w:rFonts w:ascii="Calibri" w:hAnsi="Calibri" w:eastAsia="Calibri"/>
-          <w:b/>
-          <w:i w:val="0"/>
-          <w:color w:val="004E8C"/>
-          <w:sz w:val="28"/>
-        </w:rPr>
         <w:t>Bu nədir</w:t>
       </w:r>
     </w:p>
     <w:p>
       <w:pPr>
-        <w:spacing w:after="160" w:line="276" w:lineRule="auto"/>
+        <w:widowControl/>
       </w:pPr>
       <w:r>
-        <w:rPr>
-          <w:rFonts w:ascii="Calibri" w:hAnsi="Calibri" w:eastAsia="Calibri"/>
-          <w:b w:val="0"/>
-          <w:i w:val="0"/>
-          <w:sz w:val="22"/>
-        </w:rPr>
-        <w:t>Mikrob nəzəriyyəsinə görə, ayrı-ayrı yoluxucu xəstəlikləri bir orqanizmdən digərinə keçə bilən konkret mikroorqanizmlər — bakteriyalar, viruslar, göbələklər və ya parazitlər — törədir. Gündəlik dildə mikrob xəstəliyə səbəb olan çox kiçik canlı və ya virusabənzər amildir. Daha qədim miazma nəzəriyyəsi çürük havanı və pis qoxunu günahlandırırdı. Mikrob nəzəriyyəsi isə xəstəlik törədicisini tapıb onun yolunu kəsməyi təklif edir — rütubətli havanı günahlandırmaq əvəzinə su sızmasının səbəbini sınmış boruda axtarmaq kimi.</w:t>
+        <w:t>Mikrob nəzəriyyəsi müəyyən yoluxucu xəstəlikləri bir orqanizmdən digərinə keçə bilən konkret mikroorqanizmlərlə — bakteriyalar, viruslar, göbələklər və ya parazitlərlə — izah edir. Gündəlik dildə «mikrob» xəstəlik törədən çox kiçik canlıya və ya virus kimi törədiciyə deyilir. Əvvəlki miazma baxışı günahı çürümüş maddələrdən gələn hava və qoxularda görürdü. Mikrob nəzəriyyəsinin yanaşması isə belədir: törədicini tapmaqla onun yayılmasının qarşısını almaq olar. Bu, su sızmasına görə rütubətli havanı günahlandırmaq əvəzinə sınmış borunu tapmağa bənzəyir.</w:t>
       </w:r>
     </w:p>
     <w:p>
       <w:pPr>
-        <w:keepNext/>
-        <w:spacing w:before="240" w:after="120"/>
+        <w:pStyle w:val="Heading1"/>
+        <w:widowControl/>
       </w:pPr>
       <w:r>
-        <w:rPr>
-          <w:rFonts w:ascii="Calibri" w:hAnsi="Calibri" w:eastAsia="Calibri"/>
-          <w:b/>
-          <w:i w:val="0"/>
-          <w:color w:val="004E8C"/>
-          <w:sz w:val="28"/>
-        </w:rPr>
-        <w:t>Onu kim kəşf və ya ixtira edib</w:t>
+        <w:t>Kim kəşf edib və ya yaradıb</w:t>
       </w:r>
     </w:p>
     <w:p>
       <w:pPr>
-        <w:spacing w:after="160" w:line="276" w:lineRule="auto"/>
+        <w:widowControl/>
       </w:pPr>
       <w:r>
-        <w:rPr>
-          <w:rFonts w:ascii="Calibri" w:hAnsi="Calibri" w:eastAsia="Calibri"/>
-          <w:b w:val="0"/>
-          <w:i w:val="0"/>
-          <w:sz w:val="22"/>
-        </w:rPr>
-        <w:t>Bu nəzəriyyəni çoxsaylı alim dəlillərlə qurdu. Vyanada İqnats Zemmelvays göstərdi ki, meyit yarıldıqdan sonra əllərini yuyan həkimlərin çalışdığı doğum şöbələrində ölüm azalır. Londonda Con Snou xolera hallarını xəritəyə köçürərək mənbəni su nasosuna bağladı. Lui Paster mikrobların öz-özünə yaranmadığını, qıcqırmaya və bəzi xəstəliklərə səbəb olduğunu sübut etdi. Robert Kox konkret mikrobun konkret xəstəliyi törətdiyini sübut etməyin qaydalarını müəyyənləşdirdi. Cozef Lister cərrahiyyədə antiseptik üsullar tətbiq etdi.</w:t>
+        <w:t>Nəzəriyyənin sübutlarını çoxsaylı tədqiqatçı topladı. Vyanada İqnats Zemmelveys göstərdi ki, meyitlərin yarılmasından sonra əllərini yuyan həkimlərin çalışdığı doğum şöbələrində daha az qadın ölür. Londonda Con Snou vəba hallarını xəritəyə köçürərək onları bir su nasosu ilə əlaqələndirdi. Lui Paster mikrobların öz-özünə yaranmadığını, qıcqırmaya və bəzi xəstəliklərə səbəb olduğunu sübut etdi. Robert Kox müəyyən mikrobun müəyyən xəstəliyi törətdiyini sübut etmək üçün qaydalar hazırladı. Cozef Lister antiseptik üsulları — mikrobları aradan qaldıran tədbirləri — cərrahiyyəyə tətbiq etdi.</w:t>
       </w:r>
     </w:p>
     <w:p>
       <w:pPr>
-        <w:keepNext/>
-        <w:spacing w:before="240" w:after="120"/>
+        <w:pStyle w:val="Heading1"/>
+        <w:widowControl/>
       </w:pPr>
       <w:r>
-        <w:rPr>
-          <w:rFonts w:ascii="Calibri" w:hAnsi="Calibri" w:eastAsia="Calibri"/>
-          <w:b/>
-          <w:i w:val="0"/>
-          <w:color w:val="004E8C"/>
-          <w:sz w:val="28"/>
-        </w:rPr>
-        <w:t>Nə vaxt və necə meydana gəlib</w:t>
+        <w:t>Nə vaxt və necə yaranıb</w:t>
       </w:r>
     </w:p>
     <w:p>
       <w:pPr>
-        <w:spacing w:after="160" w:line="276" w:lineRule="auto"/>
+        <w:widowControl/>
       </w:pPr>
       <w:r>
-        <w:rPr>
-          <w:rFonts w:ascii="Calibri" w:hAnsi="Calibri" w:eastAsia="Calibri"/>
-          <w:b w:val="0"/>
-          <w:i w:val="0"/>
-          <w:sz w:val="22"/>
-        </w:rPr>
-        <w:t>Həlledici dövr XIX əsrin ortalarından sonlarınadək olan onilliklər idi. Daha yaxşı mikroskoplar, boyama üsulları və laboratoriya kulturları mikrobları görməyə və yetişdirməyə imkan verdi. Çirkli su ilə təmin olunan şəhərlər faciəli təbii təcrübə meydanına çevrilirdi. Sənayeləşən şəhərlər və yeni laboratoriya mədəniyyəti bu nəzəriyyəyə zəmin yaratdı. Qəbul prosesi ləng gedirdi; bir çox həkim gözə görünməyən canlıların sağlam yetkin insanı yerə sərməsinə inanmaqda çətinlik çəkirdi.</w:t>
+        <w:t>Həlledici dövr XIX əsrin ortalarından sonlarına qədərki onilliklər oldu. Təkmilləşmiş mikroskoplar, boyama üsulları və laboratoriyada mikrob yetişdirmək imkanları onları görməyə və öyrənməyə şərait yaratdı. Suyu çirkli şəhərlər faciəvi nəticələri olan təbii müşahidə mühitinə çevrildi. Sənayeləşmə, şəhərləşmə və laboratoriya tədqiqatlarının yayılması nəzəriyyənin yaranmasına zəmin hazırladı. Onun qəbul edilməsi ləng getdi: bir çox həkim gözə görünməyən canlıların güclü, yetkin insanı xəstələndirə biləcəyinə inanmaqda çətinlik çəkirdi.</w:t>
       </w:r>
     </w:p>
     <w:p>
       <w:pPr>
-        <w:keepNext/>
-        <w:spacing w:before="240" w:after="120"/>
+        <w:pStyle w:val="Heading1"/>
+        <w:widowControl/>
       </w:pPr>
       <w:r>
-        <w:rPr>
-          <w:rFonts w:ascii="Calibri" w:hAnsi="Calibri" w:eastAsia="Calibri"/>
-          <w:b/>
-          <w:i w:val="0"/>
-          <w:color w:val="004E8C"/>
-          <w:sz w:val="28"/>
-        </w:rPr>
-        <w:t>Elmi baxımdan əhəmiyyəti</w:t>
+        <w:t>Elm üçün əhəmiyyəti</w:t>
       </w:r>
     </w:p>
     <w:p>
       <w:pPr>
-        <w:spacing w:after="160" w:line="276" w:lineRule="auto"/>
+        <w:widowControl/>
       </w:pPr>
       <w:r>
-        <w:rPr>
-          <w:rFonts w:ascii="Calibri" w:hAnsi="Calibri" w:eastAsia="Calibri"/>
-          <w:b w:val="0"/>
-          <w:i w:val="0"/>
-          <w:sz w:val="22"/>
-        </w:rPr>
-        <w:t>Xəstəliyin təcrid edilə bilən səbəbi müəyyənləşəndən sonra tibb təcrübəyə əsaslanan elmə çevrilə bildi. Kox postulatları — mikrobu tapmaq, yetişdirmək, onunla xəstəliyi yenidən törətmək və həmin mikrobu təkrar əldə etmək — elmi sübut modeli oldu; sonralar bu yanaşma viruslara uyğunlaşdırıldı. İctimai sağlamlıq konkret hədəflər qazandı: su, süd, həşəratlar və əllər. Biologiya isə ən kiçik canlıların ən böyük cəmiyyətlərə təsir göstərdiyini qəbul etdi.</w:t>
+        <w:t>Xəstəliyin ayırıb öyrənilə bilən səbəbi müəyyənləşəndə tibb təcrübəyə əsaslana bildi. Koxun postulatları — mikrobu tapmaq, yetişdirmək, onunla xəstəliyi yenidən yaratmaq və həmin mikrobu yenidən əldə etmək — elmi sübutun nümunəsinə çevrildi; sonradan viruslara uyğunlaşdırıldı. İctimai səhiyyə müdaxilə ediləcək yolları müəyyənləşdirdi: su, süd, həşəratlar və əllər. Biologiya isə ən kiçik canlıların belə böyük cəmiyyətlərin həyatına təsir etdiyini göstərdi.</w:t>
       </w:r>
     </w:p>
     <w:p>
       <w:pPr>
-        <w:keepNext/>
-        <w:spacing w:before="240" w:after="120"/>
+        <w:pStyle w:val="Heading1"/>
+        <w:widowControl/>
       </w:pPr>
       <w:r>
-        <w:rPr>
-          <w:rFonts w:ascii="Calibri" w:hAnsi="Calibri" w:eastAsia="Calibri"/>
-          <w:b/>
-          <w:i w:val="0"/>
-          <w:color w:val="004E8C"/>
-          <w:sz w:val="28"/>
-        </w:rPr>
-        <w:t>Sonrakı inkişaflara necə təsir göstərib</w:t>
+        <w:t>Sonrakı inkişafa təsiri</w:t>
       </w:r>
     </w:p>
     <w:p>
       <w:pPr>
-        <w:spacing w:after="160" w:line="276" w:lineRule="auto"/>
+        <w:widowControl/>
       </w:pPr>
       <w:r>
-        <w:rPr>
-          <w:rFonts w:ascii="Calibri" w:hAnsi="Calibri" w:eastAsia="Calibri"/>
-          <w:b w:val="0"/>
-          <w:i w:val="0"/>
-          <w:sz w:val="22"/>
-        </w:rPr>
-        <w:t>Antiseptika, pasterizasiya, çirkab suların təmizlənməsi, peyvəndləmə və antibiotiklər bu nəzəriyyənin birbaşa davamıdır. Virusologiya və molekulyar genetika sonralar xəstəlik törədicisinin nə ola biləcəyi barədə təsəvvürü dəqiqləşdirdi. Epidemiologiya bu gün də Snounun xəstəlik hallarını xəritəyə köçürmək üsulundan istifadə edir. Yeni epidemiya yarananda verilən ilk suallar yenə mikrob nəzəriyyəsinə əsaslanır: törədici nədir və necə yayılır?</w:t>
+        <w:t>Antiseptika, pasterizasiya, kanalizasiya sularının təmizlənməsi, peyvəndləmə və antibiotiklər bu nəzəriyyənin davamıdır. Pasterizasiya məhsullarda mikrobları azaltmaq üçün istiliklə emaldır. Sonralar virusologiya və molekulyar genetika xəstəlik törədiciləri barədə anlayışı dəqiqləşdirdi. Epidemiologiyada Snounun xəstəlik hallarını xəritədə göstərmək yanaşması bu gün də işlədilir. Yeni epidemiya baş verəndə ilk suallar yenə eynidir: törədici nədir və necə yayılır?</w:t>
       </w:r>
     </w:p>
     <w:p>
       <w:pPr>
-        <w:keepNext/>
-        <w:spacing w:before="240" w:after="120"/>
+        <w:pStyle w:val="Heading1"/>
+        <w:widowControl/>
       </w:pPr>
       <w:r>
-        <w:rPr>
-          <w:rFonts w:ascii="Calibri" w:hAnsi="Calibri" w:eastAsia="Calibri"/>
-          <w:b/>
-          <w:i w:val="0"/>
-          <w:color w:val="004E8C"/>
-          <w:sz w:val="28"/>
-        </w:rPr>
         <w:t>İnsan həyatını necə dəyişib</w:t>
       </w:r>
     </w:p>
     <w:p>
       <w:pPr>
-        <w:spacing w:after="160" w:line="276" w:lineRule="auto"/>
+        <w:widowControl/>
       </w:pPr>
       <w:r>
-        <w:rPr>
-          <w:rFonts w:ascii="Calibri" w:hAnsi="Calibri" w:eastAsia="Calibri"/>
-          <w:b w:val="0"/>
-          <w:i w:val="0"/>
-          <w:sz w:val="22"/>
-        </w:rPr>
-        <w:t>Xəstəxanalar daha təhlükəsiz oldu, suyu təmizləyən şəhərlərdə ölüm azaldı. İnsanlar südü qaynatmağı, yaraları yumağı, sonralar isə sabundan gündəlik ictimai gigiyena vasitəsi kimi istifadə etməyi öyrəndilər. Nəzəriyyə natəmizliyə qarşı qorxu da yaratdı və bu qorxudan bəzən yoxsullara qarşı istifadə olundu. Ümumilikdə çox az elmi fikir bu qədər insanın həyatını xilas edib. Gündəlik gigiyena mikrob nəzəriyyəsinin adi həyata çevrilmiş formasıdır.</w:t>
+        <w:t>Xəstəxanalar daha təhlükəsiz oldu; suyu təmizləyən şəhərlərdə ölüm azaldı. İnsanlar südü qaynatmağı, yaraları yumağı, sonralar isə sabundan istifadəni gündəlik ictimai gigiyena vərdişinə çevirməyi öyrəndilər. Nəzəriyyə natəmizlik qorxusu da yaratdı və bu qorxudan yoxsullara qarşı sui-istifadə oluna bilirdi. Ümumilikdə, bu qədər həyat xilas etmiş ideyalar azdır. Gündəlik gigiyena mikrob nəzəriyyəsinin adi həyatdakı tətbiqidir.</w:t>
       </w:r>
     </w:p>
     <w:p>
       <w:pPr>
-        <w:keepNext/>
-        <w:spacing w:before="240" w:after="120"/>
+        <w:pStyle w:val="Heading1"/>
+        <w:widowControl/>
       </w:pPr>
       <w:r>
-        <w:rPr>
-          <w:rFonts w:ascii="Calibri" w:hAnsi="Calibri" w:eastAsia="Calibri"/>
-          <w:b/>
-          <w:i w:val="0"/>
-          <w:color w:val="004E8C"/>
-          <w:sz w:val="28"/>
-        </w:rPr>
         <w:t>Mənbələr və istinadlar</w:t>
       </w:r>
     </w:p>
     <w:p>
       <w:pPr>
-        <w:keepNext/>
-        <w:spacing w:before="240" w:after="120"/>
+        <w:pStyle w:val="Heading2"/>
+        <w:widowControl/>
       </w:pPr>
       <w:r>
         <w:rPr>
-          <w:rFonts w:ascii="Calibri" w:hAnsi="Calibri" w:eastAsia="Calibri"/>
-          <w:b/>
-          <w:i w:val="0"/>
-          <w:color w:val="004E8C"/>
-          <w:sz w:val="24"/>
+          <w:sz w:val="20"/>
         </w:rPr>
-        <w:t>C. Təşkilatların materialları və ensiklopedik mənbələr</w:t>
+        <w:t>C Qurumların materialları və ensiklopedik mənbələr</w:t>
       </w:r>
     </w:p>
     <w:p>
       <w:pPr>
-        <w:spacing w:after="80"/>
-        <w:ind w:left="360"/>
+        <w:widowControl/>
       </w:pPr>
       <w:r>
         <w:rPr>
-          <w:rFonts w:ascii="Calibri" w:hAnsi="Calibri" w:eastAsia="Calibri"/>
-          <w:b w:val="0"/>
-          <w:i w:val="0"/>
-          <w:sz w:val="22"/>
+          <w:sz w:val="20"/>
         </w:rPr>
-        <w:t>1. Encyclopaedia Britannica. “Germ theory” (“Mikrob nəzəriyyəsi”).</w:t>
-      </w:r>
-      <w:r>
-        <w:rPr>
-          <w:rFonts w:ascii="Calibri" w:hAnsi="Calibri" w:eastAsia="Calibri"/>
-          <w:b w:val="0"/>
-          <w:i w:val="0"/>
-          <w:sz w:val="22"/>
-        </w:rPr>
-        <w:t xml:space="preserve"> </w:t>
+        <w:t xml:space="preserve">1. Encyclopaedia Britannica. 'Germ theory.' </w:t>
       </w:r>
       <w:hyperlink r:id="rId9">
         <w:r>
           <w:rPr>
-            <w:rFonts w:ascii="Calibri" w:hAnsi="Calibri" w:eastAsia="Calibri"/>
-            <w:b w:val="0"/>
-            <w:i w:val="0"/>
-            <w:sz w:val="22"/>
-            <w:color w:val="0563C1"/>
-            <w:u w:val="single"/>
+            <w:sz w:val="20"/>
           </w:rPr>
           <w:t>https://www.britannica.com/science/germ-theory</w:t>
         </w:r>
       </w:hyperlink>
+      <w:r>
+        <w:rPr>
+          <w:sz w:val="20"/>
+        </w:rPr>
+      </w:r>
     </w:p>
     <w:p>
       <w:pPr>
-        <w:spacing w:after="80"/>
-        <w:ind w:left="360"/>
+        <w:widowControl/>
       </w:pPr>
       <w:r>
         <w:rPr>
-          <w:rFonts w:ascii="Calibri" w:hAnsi="Calibri" w:eastAsia="Calibri"/>
-          <w:b w:val="0"/>
-          <w:i w:val="0"/>
-          <w:sz w:val="22"/>
+          <w:sz w:val="20"/>
         </w:rPr>
-        <w:t>2. Encyclopaedia Britannica. “Robert Koch” (“Robert Kox”).</w:t>
-      </w:r>
-      <w:r>
-        <w:rPr>
-          <w:rFonts w:ascii="Calibri" w:hAnsi="Calibri" w:eastAsia="Calibri"/>
-          <w:b w:val="0"/>
-          <w:i w:val="0"/>
-          <w:sz w:val="22"/>
-        </w:rPr>
-        <w:t xml:space="preserve"> </w:t>
+        <w:t xml:space="preserve">2. Encyclopaedia Britannica. 'Robert Koch.' </w:t>
       </w:r>
       <w:hyperlink r:id="rId10">
         <w:r>
           <w:rPr>
-            <w:rFonts w:ascii="Calibri" w:hAnsi="Calibri" w:eastAsia="Calibri"/>
-            <w:b w:val="0"/>
-            <w:i w:val="0"/>
-            <w:sz w:val="22"/>
-            <w:color w:val="0563C1"/>
-            <w:u w:val="single"/>
+            <w:sz w:val="20"/>
           </w:rPr>
           <w:t>https://www.britannica.com/biography/Robert-Koch</w:t>
         </w:r>
       </w:hyperlink>
+      <w:r>
+        <w:rPr>
+          <w:sz w:val="20"/>
+        </w:rPr>
+      </w:r>
     </w:p>
     <w:p>
       <w:pPr>
-        <w:spacing w:after="80"/>
-        <w:ind w:left="360"/>
+        <w:widowControl/>
       </w:pPr>
       <w:r>
         <w:rPr>
-          <w:rFonts w:ascii="Calibri" w:hAnsi="Calibri" w:eastAsia="Calibri"/>
-          <w:b w:val="0"/>
-          <w:i w:val="0"/>
-          <w:sz w:val="22"/>
+          <w:sz w:val="20"/>
         </w:rPr>
-        <w:t>3. John Snow Society. Con Snou və Broad Street su nasosunun tarixi.</w:t>
-      </w:r>
-      <w:r>
-        <w:rPr>
-          <w:rFonts w:ascii="Calibri" w:hAnsi="Calibri" w:eastAsia="Calibri"/>
-          <w:b w:val="0"/>
-          <w:i w:val="0"/>
-          <w:sz w:val="22"/>
-        </w:rPr>
-        <w:t xml:space="preserve"> </w:t>
+        <w:t xml:space="preserve">3. John Snow Society. History of John Snow and the Broad Street pump. </w:t>
       </w:r>
       <w:hyperlink r:id="rId11">
         <w:r>
           <w:rPr>
-            <w:rFonts w:ascii="Calibri" w:hAnsi="Calibri" w:eastAsia="Calibri"/>
-            <w:b w:val="0"/>
-            <w:i w:val="0"/>
-            <w:sz w:val="22"/>
-            <w:color w:val="0563C1"/>
-            <w:u w:val="single"/>
+            <w:sz w:val="20"/>
           </w:rPr>
           <w:t>https://johnsnowsociety.org/</w:t>
         </w:r>
       </w:hyperlink>
-    </w:p>
-    <w:p>
-      <w:pPr>
-        <w:keepNext/>
-        <w:spacing w:before="240" w:after="120"/>
-      </w:pPr>
       <w:r>
         <w:rPr>
-          <w:rFonts w:ascii="Calibri" w:hAnsi="Calibri" w:eastAsia="Calibri"/>
-          <w:b/>
-          <w:i w:val="0"/>
-          <w:color w:val="004E8C"/>
-          <w:sz w:val="24"/>
+          <w:sz w:val="20"/>
         </w:rPr>
-        <w:t>D. Muzey, arxiv və kitabxana materialları</w:t>
       </w:r>
     </w:p>
     <w:p>
       <w:pPr>
-        <w:spacing w:after="80"/>
-        <w:ind w:left="360"/>
+        <w:pStyle w:val="Heading2"/>
+        <w:widowControl/>
       </w:pPr>
       <w:r>
         <w:rPr>
-          <w:rFonts w:ascii="Calibri" w:hAnsi="Calibri" w:eastAsia="Calibri"/>
-          <w:b w:val="0"/>
-          <w:i w:val="0"/>
-          <w:sz w:val="22"/>
+          <w:sz w:val="20"/>
         </w:rPr>
-        <w:t>1. Wellcome Collection. Paster, Kox və bakteriologiyanın yaranması.</w:t>
+        <w:t>D Muzey arxiv və kitabxana materialları</w:t>
       </w:r>
+    </w:p>
+    <w:p>
+      <w:pPr>
+        <w:widowControl/>
+      </w:pPr>
       <w:r>
         <w:rPr>
-          <w:rFonts w:ascii="Calibri" w:hAnsi="Calibri" w:eastAsia="Calibri"/>
-          <w:b w:val="0"/>
-          <w:i w:val="0"/>
-          <w:sz w:val="22"/>
+          <w:sz w:val="20"/>
         </w:rPr>
-        <w:t xml:space="preserve"> </w:t>
+        <w:t xml:space="preserve">1. Wellcome Collection. Pasteur, Koch, and the rise of bacteriology. </w:t>
       </w:r>
       <w:hyperlink r:id="rId12">
         <w:r>
           <w:rPr>
-            <w:rFonts w:ascii="Calibri" w:hAnsi="Calibri" w:eastAsia="Calibri"/>
-            <w:b w:val="0"/>
-            <w:i w:val="0"/>
-            <w:sz w:val="22"/>
-            <w:color w:val="0563C1"/>
-            <w:u w:val="single"/>
+            <w:sz w:val="20"/>
           </w:rPr>
           <w:t>https://wellcomecollection.org/</w:t>
         </w:r>
       </w:hyperlink>
+      <w:r>
+        <w:rPr>
+          <w:sz w:val="20"/>
+        </w:rPr>
+      </w:r>
     </w:p>
     <w:p>
       <w:pPr>
-        <w:spacing w:after="80"/>
-        <w:ind w:left="360"/>
+        <w:widowControl/>
       </w:pPr>
       <w:r>
         <w:rPr>
-          <w:rFonts w:ascii="Calibri" w:hAnsi="Calibri" w:eastAsia="Calibri"/>
-          <w:b w:val="0"/>
-          <w:i w:val="0"/>
-          <w:sz w:val="22"/>
+          <w:sz w:val="20"/>
         </w:rPr>
-        <w:t>2. Science Museum (London). Mikrob nəzəriyyəsi və ictimai sağlamlıq haqqında materiallar.</w:t>
-      </w:r>
-      <w:r>
-        <w:rPr>
-          <w:rFonts w:ascii="Calibri" w:hAnsi="Calibri" w:eastAsia="Calibri"/>
-          <w:b w:val="0"/>
-          <w:i w:val="0"/>
-          <w:sz w:val="22"/>
-        </w:rPr>
-        <w:t xml:space="preserve"> </w:t>
+        <w:t xml:space="preserve">2. Science Museum (London). Germ theory and public health stories. </w:t>
       </w:r>
       <w:hyperlink r:id="rId13">
         <w:r>
           <w:rPr>
-            <w:rFonts w:ascii="Calibri" w:hAnsi="Calibri" w:eastAsia="Calibri"/>
-            <w:b w:val="0"/>
-            <w:i w:val="0"/>
-            <w:sz w:val="22"/>
-            <w:color w:val="0563C1"/>
-            <w:u w:val="single"/>
+            <w:sz w:val="20"/>
           </w:rPr>
           <w:t>https://www.sciencemuseum.org.uk/objects-and-stories</w:t>
         </w:r>
       </w:hyperlink>
+      <w:r>
+        <w:rPr>
+          <w:sz w:val="20"/>
+        </w:rPr>
+      </w:r>
     </w:p>
     <w:sectPr>
-      <w:pgSz w:w="12240" w:h="15840"/>
-      <w:pgMar w:top="1296" w:right="1440" w:bottom="1296" w:left="1440" w:header="720" w:footer="720" w:gutter="0"/>
+      <w:footerReference w:type="default" r:id="rId14"/>
+      <w:pgSz w:w="11906" w:h="16838"/>
+      <w:pgMar w:top="1020" w:right="1134" w:bottom="1020" w:left="1134" w:header="720" w:footer="720" w:gutter="0"/>
       <w:cols w:space="720"/>
       <w:docGrid w:linePitch="360"/>
     </w:sectPr>
   </w:body>
 </w:document>
+</file>
+
+<file path=word/footer1.xml><?xml version="1.0" encoding="utf-8"?>
+<w:ftr xmlns:m="http://schemas.openxmlformats.org/officeDocument/2006/math" xmlns:mc="http://schemas.openxmlformats.org/markup-compatibility/2006" xmlns:mo="http://schemas.microsoft.com/office/mac/office/2008/main" xmlns:mv="urn:schemas-microsoft-com:mac:vml" xmlns:o="urn:schemas-microsoft-com:office:office" xmlns:r="http://schemas.openxmlformats.org/officeDocument/2006/relationships" xmlns:v="urn:schemas-microsoft-com:vml" xmlns:w10="urn:schemas-microsoft-com:office:word" xmlns:w14="http://schemas.microsoft.com/office/word/2010/wordml" xmlns:w="http://schemas.openxmlformats.org/wordprocessingml/2006/main" xmlns:wne="http://schemas.microsoft.com/office/word/2006/wordml" xmlns:wp14="http://schemas.microsoft.com/office/word/2010/wordprocessingDrawing" xmlns:wp="http://schemas.openxmlformats.org/drawingml/2006/wordprocessingDrawing" xmlns:wpc="http://schemas.microsoft.com/office/word/2010/wordprocessingCanvas" xmlns:wpg="http://schemas.microsoft.com/office/word/2010/wordprocessingGroup" xmlns:wpi="http://schemas.microsoft.com/office/word/2010/wordprocessingInk" xmlns:wps="http://schemas.microsoft.com/office/word/2010/wordprocessingShape" mc:Ignorable="w14 wp14">
+  <w:p>
+    <w:pPr>
+      <w:pStyle w:val="Footer"/>
+      <w:jc w:val="right"/>
+    </w:pPr>
+    <w:fldSimple w:instr="PAGE"/>
+  </w:p>
+</w:ftr>
 </file>
 
 <file path=word/numbering.xml><?xml version="1.0" encoding="utf-8"?>
@@ -778,7 +583,7 @@
   <w:docDefaults>
     <w:rPrDefault>
       <w:rPr>
-        <w:rFonts w:asciiTheme="minorHAnsi" w:eastAsiaTheme="minorEastAsia" w:hAnsiTheme="minorHAnsi" w:cstheme="minorBidi"/>
+        <w:rFonts/>
         <w:sz w:val="22"/>
         <w:szCs w:val="22"/>
         <w:lang w:val="en-US" w:eastAsia="en-US" w:bidi="ar-SA"/>
@@ -933,6 +738,15 @@
     <w:name w:val="Normal"/>
     <w:qFormat/>
     <w:rsid w:val="00FC693F"/>
+    <w:pPr>
+      <w:spacing w:after="120" w:line="259" w:lineRule="auto"/>
+    </w:pPr>
+    <w:rPr>
+      <w:rFonts w:ascii="Times New Roman" w:hAnsi="Times New Roman"/>
+      <w:color w:val="000000"/>
+      <w:sz w:val="24"/>
+      <w:lang w:val="az-Latn-AZ"/>
+    </w:rPr>
   </w:style>
   <w:style w:type="paragraph" w:styleId="Header">
     <w:name w:val="header"/>
@@ -989,16 +803,17 @@
     <w:pPr>
       <w:keepNext/>
       <w:keepLines/>
-      <w:spacing w:before="480" w:after="0"/>
+      <w:spacing w:before="480" w:after="120" w:line="259" w:lineRule="auto"/>
       <w:outlineLvl w:val="0"/>
     </w:pPr>
     <w:rPr>
-      <w:rFonts w:asciiTheme="majorHAnsi" w:eastAsiaTheme="majorEastAsia" w:hAnsiTheme="majorHAnsi" w:cstheme="majorBidi"/>
+      <w:rFonts w:ascii="Times New Roman" w:hAnsi="Times New Roman"/>
       <w:b/>
       <w:bCs/>
-      <w:color w:val="365F91" w:themeColor="accent1" w:themeShade="BF"/>
-      <w:sz w:val="28"/>
+      <w:color w:val="000000"/>
+      <w:sz w:val="26"/>
       <w:szCs w:val="28"/>
+      <w:lang w:val="az-Latn-AZ"/>
     </w:rPr>
   </w:style>
   <w:style w:type="paragraph" w:styleId="Heading2">
@@ -1013,16 +828,17 @@
     <w:pPr>
       <w:keepNext/>
       <w:keepLines/>
-      <w:spacing w:before="200" w:after="0"/>
+      <w:spacing w:before="200" w:after="120" w:line="259" w:lineRule="auto"/>
       <w:outlineLvl w:val="1"/>
     </w:pPr>
     <w:rPr>
-      <w:rFonts w:asciiTheme="majorHAnsi" w:eastAsiaTheme="majorEastAsia" w:hAnsiTheme="majorHAnsi" w:cstheme="majorBidi"/>
+      <w:rFonts w:ascii="Times New Roman" w:hAnsi="Times New Roman"/>
       <w:b/>
       <w:bCs/>
-      <w:color w:val="4F81BD" w:themeColor="accent1"/>
+      <w:color w:val="000000"/>
       <w:sz w:val="26"/>
       <w:szCs w:val="26"/>
+      <w:lang w:val="az-Latn-AZ"/>
     </w:rPr>
   </w:style>
   <w:style w:type="paragraph" w:styleId="Heading3">
@@ -1041,7 +857,7 @@
       <w:outlineLvl w:val="2"/>
     </w:pPr>
     <w:rPr>
-      <w:rFonts w:asciiTheme="majorHAnsi" w:eastAsiaTheme="majorEastAsia" w:hAnsiTheme="majorHAnsi" w:cstheme="majorBidi"/>
+      <w:rFonts/>
       <w:b/>
       <w:bCs/>
       <w:color w:val="4F81BD" w:themeColor="accent1"/>
@@ -1064,7 +880,7 @@
       <w:outlineLvl w:val="3"/>
     </w:pPr>
     <w:rPr>
-      <w:rFonts w:asciiTheme="majorHAnsi" w:eastAsiaTheme="majorEastAsia" w:hAnsiTheme="majorHAnsi" w:cstheme="majorBidi"/>
+      <w:rFonts/>
       <w:b/>
       <w:bCs/>
       <w:i/>
@@ -1089,7 +905,7 @@
       <w:outlineLvl w:val="4"/>
     </w:pPr>
     <w:rPr>
-      <w:rFonts w:asciiTheme="majorHAnsi" w:eastAsiaTheme="majorEastAsia" w:hAnsiTheme="majorHAnsi" w:cstheme="majorBidi"/>
+      <w:rFonts/>
       <w:color w:val="243F60" w:themeColor="accent1" w:themeShade="7F"/>
     </w:rPr>
   </w:style>
@@ -1110,7 +926,7 @@
       <w:outlineLvl w:val="5"/>
     </w:pPr>
     <w:rPr>
-      <w:rFonts w:asciiTheme="majorHAnsi" w:eastAsiaTheme="majorEastAsia" w:hAnsiTheme="majorHAnsi" w:cstheme="majorBidi"/>
+      <w:rFonts/>
       <w:i/>
       <w:iCs/>
       <w:color w:val="243F60" w:themeColor="accent1" w:themeShade="7F"/>
@@ -1133,7 +949,7 @@
       <w:outlineLvl w:val="6"/>
     </w:pPr>
     <w:rPr>
-      <w:rFonts w:asciiTheme="majorHAnsi" w:eastAsiaTheme="majorEastAsia" w:hAnsiTheme="majorHAnsi" w:cstheme="majorBidi"/>
+      <w:rFonts/>
       <w:i/>
       <w:iCs/>
       <w:color w:val="404040" w:themeColor="text1" w:themeTint="BF"/>
@@ -1156,7 +972,7 @@
       <w:outlineLvl w:val="7"/>
     </w:pPr>
     <w:rPr>
-      <w:rFonts w:asciiTheme="majorHAnsi" w:eastAsiaTheme="majorEastAsia" w:hAnsiTheme="majorHAnsi" w:cstheme="majorBidi"/>
+      <w:rFonts/>
       <w:color w:val="4F81BD" w:themeColor="accent1"/>
       <w:sz w:val="20"/>
       <w:szCs w:val="20"/>
@@ -1179,7 +995,7 @@
       <w:outlineLvl w:val="8"/>
     </w:pPr>
     <w:rPr>
-      <w:rFonts w:asciiTheme="majorHAnsi" w:eastAsiaTheme="majorEastAsia" w:hAnsiTheme="majorHAnsi" w:cstheme="majorBidi"/>
+      <w:rFonts/>
       <w:i/>
       <w:iCs/>
       <w:color w:val="404040" w:themeColor="text1" w:themeTint="BF"/>
@@ -1230,7 +1046,7 @@
     <w:uiPriority w:val="9"/>
     <w:rsid w:val="00FC693F"/>
     <w:rPr>
-      <w:rFonts w:asciiTheme="majorHAnsi" w:eastAsiaTheme="majorEastAsia" w:hAnsiTheme="majorHAnsi" w:cstheme="majorBidi"/>
+      <w:rFonts/>
       <w:b/>
       <w:bCs/>
       <w:color w:val="365F91" w:themeColor="accent1" w:themeShade="BF"/>
@@ -1245,7 +1061,7 @@
     <w:uiPriority w:val="9"/>
     <w:rsid w:val="00FC693F"/>
     <w:rPr>
-      <w:rFonts w:asciiTheme="majorHAnsi" w:eastAsiaTheme="majorEastAsia" w:hAnsiTheme="majorHAnsi" w:cstheme="majorBidi"/>
+      <w:rFonts/>
       <w:b/>
       <w:bCs/>
       <w:color w:val="4F81BD" w:themeColor="accent1"/>
@@ -1260,7 +1076,7 @@
     <w:uiPriority w:val="9"/>
     <w:rsid w:val="00FC693F"/>
     <w:rPr>
-      <w:rFonts w:asciiTheme="majorHAnsi" w:eastAsiaTheme="majorEastAsia" w:hAnsiTheme="majorHAnsi" w:cstheme="majorBidi"/>
+      <w:rFonts/>
       <w:b/>
       <w:bCs/>
       <w:color w:val="4F81BD" w:themeColor="accent1"/>
@@ -1275,19 +1091,17 @@
     <w:qFormat/>
     <w:rsid w:val="00FC693F"/>
     <w:pPr>
-      <w:pBdr>
-        <w:bottom w:val="single" w:sz="8" w:space="4" w:color="4F81BD" w:themeColor="accent1"/>
-      </w:pBdr>
-      <w:spacing w:after="300" w:line="240" w:lineRule="auto"/>
+      <w:spacing w:after="120" w:line="259" w:lineRule="auto"/>
       <w:contextualSpacing/>
     </w:pPr>
     <w:rPr>
-      <w:rFonts w:asciiTheme="majorHAnsi" w:eastAsiaTheme="majorEastAsia" w:hAnsiTheme="majorHAnsi" w:cstheme="majorBidi"/>
-      <w:color w:val="17365D" w:themeColor="text2" w:themeShade="BF"/>
+      <w:rFonts w:ascii="Times New Roman" w:hAnsi="Times New Roman"/>
+      <w:color w:val="000000"/>
       <w:spacing w:val="5"/>
       <w:kern w:val="28"/>
-      <w:sz w:val="52"/>
+      <w:sz w:val="40"/>
       <w:szCs w:val="52"/>
+      <w:lang w:val="az-Latn-AZ"/>
     </w:rPr>
   </w:style>
   <w:style w:type="character" w:customStyle="1" w:styleId="TitleChar">
@@ -1297,7 +1111,7 @@
     <w:uiPriority w:val="10"/>
     <w:rsid w:val="00FC693F"/>
     <w:rPr>
-      <w:rFonts w:asciiTheme="majorHAnsi" w:eastAsiaTheme="majorEastAsia" w:hAnsiTheme="majorHAnsi" w:cstheme="majorBidi"/>
+      <w:rFonts/>
       <w:color w:val="17365D" w:themeColor="text2" w:themeShade="BF"/>
       <w:spacing w:val="5"/>
       <w:kern w:val="28"/>
@@ -1319,7 +1133,7 @@
       </w:numPr>
     </w:pPr>
     <w:rPr>
-      <w:rFonts w:asciiTheme="majorHAnsi" w:eastAsiaTheme="majorEastAsia" w:hAnsiTheme="majorHAnsi" w:cstheme="majorBidi"/>
+      <w:rFonts/>
       <w:i/>
       <w:iCs/>
       <w:color w:val="4F81BD" w:themeColor="accent1"/>
@@ -1335,7 +1149,7 @@
     <w:uiPriority w:val="11"/>
     <w:rsid w:val="00FC693F"/>
     <w:rPr>
-      <w:rFonts w:asciiTheme="majorHAnsi" w:eastAsiaTheme="majorEastAsia" w:hAnsiTheme="majorHAnsi" w:cstheme="majorBidi"/>
+      <w:rFonts/>
       <w:i/>
       <w:iCs/>
       <w:color w:val="4F81BD" w:themeColor="accent1"/>
@@ -1460,8 +1274,15 @@
       <w:numPr>
         <w:numId w:val="1"/>
       </w:numPr>
+      <w:spacing w:after="120" w:line="259" w:lineRule="auto"/>
       <w:contextualSpacing/>
     </w:pPr>
+    <w:rPr>
+      <w:rFonts w:ascii="Times New Roman" w:hAnsi="Times New Roman"/>
+      <w:color w:val="000000"/>
+      <w:sz w:val="24"/>
+      <w:lang w:val="az-Latn-AZ"/>
+    </w:rPr>
   </w:style>
   <w:style w:type="paragraph" w:styleId="ListBullet2">
     <w:name w:val="List Bullet 2"/>
@@ -1633,7 +1454,7 @@
     <w:semiHidden/>
     <w:rsid w:val="00FC693F"/>
     <w:rPr>
-      <w:rFonts w:asciiTheme="majorHAnsi" w:eastAsiaTheme="majorEastAsia" w:hAnsiTheme="majorHAnsi" w:cstheme="majorBidi"/>
+      <w:rFonts/>
       <w:b/>
       <w:bCs/>
       <w:i/>
@@ -1649,7 +1470,7 @@
     <w:semiHidden/>
     <w:rsid w:val="00FC693F"/>
     <w:rPr>
-      <w:rFonts w:asciiTheme="majorHAnsi" w:eastAsiaTheme="majorEastAsia" w:hAnsiTheme="majorHAnsi" w:cstheme="majorBidi"/>
+      <w:rFonts/>
       <w:color w:val="243F60" w:themeColor="accent1" w:themeShade="7F"/>
     </w:rPr>
   </w:style>
@@ -1661,7 +1482,7 @@
     <w:semiHidden/>
     <w:rsid w:val="00FC693F"/>
     <w:rPr>
-      <w:rFonts w:asciiTheme="majorHAnsi" w:eastAsiaTheme="majorEastAsia" w:hAnsiTheme="majorHAnsi" w:cstheme="majorBidi"/>
+      <w:rFonts/>
       <w:i/>
       <w:iCs/>
       <w:color w:val="243F60" w:themeColor="accent1" w:themeShade="7F"/>
@@ -1675,7 +1496,7 @@
     <w:semiHidden/>
     <w:rsid w:val="00FC693F"/>
     <w:rPr>
-      <w:rFonts w:asciiTheme="majorHAnsi" w:eastAsiaTheme="majorEastAsia" w:hAnsiTheme="majorHAnsi" w:cstheme="majorBidi"/>
+      <w:rFonts/>
       <w:i/>
       <w:iCs/>
       <w:color w:val="404040" w:themeColor="text1" w:themeTint="BF"/>
@@ -1689,7 +1510,7 @@
     <w:semiHidden/>
     <w:rsid w:val="00FC693F"/>
     <w:rPr>
-      <w:rFonts w:asciiTheme="majorHAnsi" w:eastAsiaTheme="majorEastAsia" w:hAnsiTheme="majorHAnsi" w:cstheme="majorBidi"/>
+      <w:rFonts/>
       <w:color w:val="4F81BD" w:themeColor="accent1"/>
       <w:sz w:val="20"/>
       <w:szCs w:val="20"/>
@@ -1703,7 +1524,7 @@
     <w:semiHidden/>
     <w:rsid w:val="00FC693F"/>
     <w:rPr>
-      <w:rFonts w:asciiTheme="majorHAnsi" w:eastAsiaTheme="majorEastAsia" w:hAnsiTheme="majorHAnsi" w:cstheme="majorBidi"/>
+      <w:rFonts/>
       <w:i/>
       <w:iCs/>
       <w:color w:val="404040" w:themeColor="text1" w:themeTint="BF"/>
@@ -1762,9 +1583,6 @@
     <w:qFormat/>
     <w:rsid w:val="00FC693F"/>
     <w:pPr>
-      <w:pBdr>
-        <w:bottom w:val="single" w:sz="4" w:space="4" w:color="4F81BD" w:themeColor="accent1"/>
-      </w:pBdr>
       <w:spacing w:before="200" w:after="280"/>
       <w:ind w:left="936" w:right="936"/>
     </w:pPr>
@@ -3292,7 +3110,7 @@
         <w:spacing w:before="0" w:after="0" w:line="240" w:lineRule="auto"/>
       </w:pPr>
       <w:rPr>
-        <w:rFonts w:asciiTheme="majorHAnsi" w:eastAsiaTheme="majorEastAsia" w:hAnsiTheme="majorHAnsi" w:cstheme="majorBidi"/>
+        <w:rFonts/>
         <w:b/>
         <w:bCs/>
       </w:rPr>
@@ -3313,7 +3131,7 @@
         <w:spacing w:before="0" w:after="0" w:line="240" w:lineRule="auto"/>
       </w:pPr>
       <w:rPr>
-        <w:rFonts w:asciiTheme="majorHAnsi" w:eastAsiaTheme="majorEastAsia" w:hAnsiTheme="majorHAnsi" w:cstheme="majorBidi"/>
+        <w:rFonts/>
         <w:b/>
         <w:bCs/>
       </w:rPr>
@@ -3331,14 +3149,14 @@
     </w:tblStylePr>
     <w:tblStylePr w:type="firstCol">
       <w:rPr>
-        <w:rFonts w:asciiTheme="majorHAnsi" w:eastAsiaTheme="majorEastAsia" w:hAnsiTheme="majorHAnsi" w:cstheme="majorBidi"/>
+        <w:rFonts/>
         <w:b/>
         <w:bCs/>
       </w:rPr>
     </w:tblStylePr>
     <w:tblStylePr w:type="lastCol">
       <w:rPr>
-        <w:rFonts w:asciiTheme="majorHAnsi" w:eastAsiaTheme="majorEastAsia" w:hAnsiTheme="majorHAnsi" w:cstheme="majorBidi"/>
+        <w:rFonts/>
         <w:b/>
         <w:bCs/>
       </w:rPr>
@@ -3422,7 +3240,7 @@
         <w:spacing w:before="0" w:after="0" w:line="240" w:lineRule="auto"/>
       </w:pPr>
       <w:rPr>
-        <w:rFonts w:asciiTheme="majorHAnsi" w:eastAsiaTheme="majorEastAsia" w:hAnsiTheme="majorHAnsi" w:cstheme="majorBidi"/>
+        <w:rFonts/>
         <w:b/>
         <w:bCs/>
       </w:rPr>
@@ -3443,7 +3261,7 @@
         <w:spacing w:before="0" w:after="0" w:line="240" w:lineRule="auto"/>
       </w:pPr>
       <w:rPr>
-        <w:rFonts w:asciiTheme="majorHAnsi" w:eastAsiaTheme="majorEastAsia" w:hAnsiTheme="majorHAnsi" w:cstheme="majorBidi"/>
+        <w:rFonts/>
         <w:b/>
         <w:bCs/>
       </w:rPr>
@@ -3461,14 +3279,14 @@
     </w:tblStylePr>
     <w:tblStylePr w:type="firstCol">
       <w:rPr>
-        <w:rFonts w:asciiTheme="majorHAnsi" w:eastAsiaTheme="majorEastAsia" w:hAnsiTheme="majorHAnsi" w:cstheme="majorBidi"/>
+        <w:rFonts/>
         <w:b/>
         <w:bCs/>
       </w:rPr>
     </w:tblStylePr>
     <w:tblStylePr w:type="lastCol">
       <w:rPr>
-        <w:rFonts w:asciiTheme="majorHAnsi" w:eastAsiaTheme="majorEastAsia" w:hAnsiTheme="majorHAnsi" w:cstheme="majorBidi"/>
+        <w:rFonts/>
         <w:b/>
         <w:bCs/>
       </w:rPr>
@@ -3552,7 +3370,7 @@
         <w:spacing w:before="0" w:after="0" w:line="240" w:lineRule="auto"/>
       </w:pPr>
       <w:rPr>
-        <w:rFonts w:asciiTheme="majorHAnsi" w:eastAsiaTheme="majorEastAsia" w:hAnsiTheme="majorHAnsi" w:cstheme="majorBidi"/>
+        <w:rFonts/>
         <w:b/>
         <w:bCs/>
       </w:rPr>
@@ -3573,7 +3391,7 @@
         <w:spacing w:before="0" w:after="0" w:line="240" w:lineRule="auto"/>
       </w:pPr>
       <w:rPr>
-        <w:rFonts w:asciiTheme="majorHAnsi" w:eastAsiaTheme="majorEastAsia" w:hAnsiTheme="majorHAnsi" w:cstheme="majorBidi"/>
+        <w:rFonts/>
         <w:b/>
         <w:bCs/>
       </w:rPr>
@@ -3591,14 +3409,14 @@
     </w:tblStylePr>
     <w:tblStylePr w:type="firstCol">
       <w:rPr>
-        <w:rFonts w:asciiTheme="majorHAnsi" w:eastAsiaTheme="majorEastAsia" w:hAnsiTheme="majorHAnsi" w:cstheme="majorBidi"/>
+        <w:rFonts/>
         <w:b/>
         <w:bCs/>
       </w:rPr>
     </w:tblStylePr>
     <w:tblStylePr w:type="lastCol">
       <w:rPr>
-        <w:rFonts w:asciiTheme="majorHAnsi" w:eastAsiaTheme="majorEastAsia" w:hAnsiTheme="majorHAnsi" w:cstheme="majorBidi"/>
+        <w:rFonts/>
         <w:b/>
         <w:bCs/>
       </w:rPr>
@@ -3682,7 +3500,7 @@
         <w:spacing w:before="0" w:after="0" w:line="240" w:lineRule="auto"/>
       </w:pPr>
       <w:rPr>
-        <w:rFonts w:asciiTheme="majorHAnsi" w:eastAsiaTheme="majorEastAsia" w:hAnsiTheme="majorHAnsi" w:cstheme="majorBidi"/>
+        <w:rFonts/>
         <w:b/>
         <w:bCs/>
       </w:rPr>
@@ -3703,7 +3521,7 @@
         <w:spacing w:before="0" w:after="0" w:line="240" w:lineRule="auto"/>
       </w:pPr>
       <w:rPr>
-        <w:rFonts w:asciiTheme="majorHAnsi" w:eastAsiaTheme="majorEastAsia" w:hAnsiTheme="majorHAnsi" w:cstheme="majorBidi"/>
+        <w:rFonts/>
         <w:b/>
         <w:bCs/>
       </w:rPr>
@@ -3721,14 +3539,14 @@
     </w:tblStylePr>
     <w:tblStylePr w:type="firstCol">
       <w:rPr>
-        <w:rFonts w:asciiTheme="majorHAnsi" w:eastAsiaTheme="majorEastAsia" w:hAnsiTheme="majorHAnsi" w:cstheme="majorBidi"/>
+        <w:rFonts/>
         <w:b/>
         <w:bCs/>
       </w:rPr>
     </w:tblStylePr>
     <w:tblStylePr w:type="lastCol">
       <w:rPr>
-        <w:rFonts w:asciiTheme="majorHAnsi" w:eastAsiaTheme="majorEastAsia" w:hAnsiTheme="majorHAnsi" w:cstheme="majorBidi"/>
+        <w:rFonts/>
         <w:b/>
         <w:bCs/>
       </w:rPr>
@@ -3812,7 +3630,7 @@
         <w:spacing w:before="0" w:after="0" w:line="240" w:lineRule="auto"/>
       </w:pPr>
       <w:rPr>
-        <w:rFonts w:asciiTheme="majorHAnsi" w:eastAsiaTheme="majorEastAsia" w:hAnsiTheme="majorHAnsi" w:cstheme="majorBidi"/>
+        <w:rFonts/>
         <w:b/>
         <w:bCs/>
       </w:rPr>
@@ -3833,7 +3651,7 @@
         <w:spacing w:before="0" w:after="0" w:line="240" w:lineRule="auto"/>
       </w:pPr>
       <w:rPr>
-        <w:rFonts w:asciiTheme="majorHAnsi" w:eastAsiaTheme="majorEastAsia" w:hAnsiTheme="majorHAnsi" w:cstheme="majorBidi"/>
+        <w:rFonts/>
         <w:b/>
         <w:bCs/>
       </w:rPr>
@@ -3851,14 +3669,14 @@
     </w:tblStylePr>
     <w:tblStylePr w:type="firstCol">
       <w:rPr>
-        <w:rFonts w:asciiTheme="majorHAnsi" w:eastAsiaTheme="majorEastAsia" w:hAnsiTheme="majorHAnsi" w:cstheme="majorBidi"/>
+        <w:rFonts/>
         <w:b/>
         <w:bCs/>
       </w:rPr>
     </w:tblStylePr>
     <w:tblStylePr w:type="lastCol">
       <w:rPr>
-        <w:rFonts w:asciiTheme="majorHAnsi" w:eastAsiaTheme="majorEastAsia" w:hAnsiTheme="majorHAnsi" w:cstheme="majorBidi"/>
+        <w:rFonts/>
         <w:b/>
         <w:bCs/>
       </w:rPr>
@@ -3942,7 +3760,7 @@
         <w:spacing w:before="0" w:after="0" w:line="240" w:lineRule="auto"/>
       </w:pPr>
       <w:rPr>
-        <w:rFonts w:asciiTheme="majorHAnsi" w:eastAsiaTheme="majorEastAsia" w:hAnsiTheme="majorHAnsi" w:cstheme="majorBidi"/>
+        <w:rFonts/>
         <w:b/>
         <w:bCs/>
       </w:rPr>
@@ -3963,7 +3781,7 @@
         <w:spacing w:before="0" w:after="0" w:line="240" w:lineRule="auto"/>
       </w:pPr>
       <w:rPr>
-        <w:rFonts w:asciiTheme="majorHAnsi" w:eastAsiaTheme="majorEastAsia" w:hAnsiTheme="majorHAnsi" w:cstheme="majorBidi"/>
+        <w:rFonts/>
         <w:b/>
         <w:bCs/>
       </w:rPr>
@@ -3981,14 +3799,14 @@
     </w:tblStylePr>
     <w:tblStylePr w:type="firstCol">
       <w:rPr>
-        <w:rFonts w:asciiTheme="majorHAnsi" w:eastAsiaTheme="majorEastAsia" w:hAnsiTheme="majorHAnsi" w:cstheme="majorBidi"/>
+        <w:rFonts/>
         <w:b/>
         <w:bCs/>
       </w:rPr>
     </w:tblStylePr>
     <w:tblStylePr w:type="lastCol">
       <w:rPr>
-        <w:rFonts w:asciiTheme="majorHAnsi" w:eastAsiaTheme="majorEastAsia" w:hAnsiTheme="majorHAnsi" w:cstheme="majorBidi"/>
+        <w:rFonts/>
         <w:b/>
         <w:bCs/>
       </w:rPr>
@@ -4072,7 +3890,7 @@
         <w:spacing w:before="0" w:after="0" w:line="240" w:lineRule="auto"/>
       </w:pPr>
       <w:rPr>
-        <w:rFonts w:asciiTheme="majorHAnsi" w:eastAsiaTheme="majorEastAsia" w:hAnsiTheme="majorHAnsi" w:cstheme="majorBidi"/>
+        <w:rFonts/>
         <w:b/>
         <w:bCs/>
       </w:rPr>
@@ -4093,7 +3911,7 @@
         <w:spacing w:before="0" w:after="0" w:line="240" w:lineRule="auto"/>
       </w:pPr>
       <w:rPr>
-        <w:rFonts w:asciiTheme="majorHAnsi" w:eastAsiaTheme="majorEastAsia" w:hAnsiTheme="majorHAnsi" w:cstheme="majorBidi"/>
+        <w:rFonts/>
         <w:b/>
         <w:bCs/>
       </w:rPr>
@@ -4111,14 +3929,14 @@
     </w:tblStylePr>
     <w:tblStylePr w:type="firstCol">
       <w:rPr>
-        <w:rFonts w:asciiTheme="majorHAnsi" w:eastAsiaTheme="majorEastAsia" w:hAnsiTheme="majorHAnsi" w:cstheme="majorBidi"/>
+        <w:rFonts/>
         <w:b/>
         <w:bCs/>
       </w:rPr>
     </w:tblStylePr>
     <w:tblStylePr w:type="lastCol">
       <w:rPr>
-        <w:rFonts w:asciiTheme="majorHAnsi" w:eastAsiaTheme="majorEastAsia" w:hAnsiTheme="majorHAnsi" w:cstheme="majorBidi"/>
+        <w:rFonts/>
         <w:b/>
         <w:bCs/>
       </w:rPr>
@@ -5983,7 +5801,7 @@
     </w:tblPr>
     <w:tblStylePr w:type="firstRow">
       <w:rPr>
-        <w:rFonts w:asciiTheme="majorHAnsi" w:eastAsiaTheme="majorEastAsia" w:hAnsiTheme="majorHAnsi" w:cstheme="majorBidi"/>
+        <w:rFonts/>
       </w:rPr>
       <w:tblPr/>
       <w:tcPr>
@@ -6067,7 +5885,7 @@
     </w:tblPr>
     <w:tblStylePr w:type="firstRow">
       <w:rPr>
-        <w:rFonts w:asciiTheme="majorHAnsi" w:eastAsiaTheme="majorEastAsia" w:hAnsiTheme="majorHAnsi" w:cstheme="majorBidi"/>
+        <w:rFonts/>
       </w:rPr>
       <w:tblPr/>
       <w:tcPr>
@@ -6151,7 +5969,7 @@
     </w:tblPr>
     <w:tblStylePr w:type="firstRow">
       <w:rPr>
-        <w:rFonts w:asciiTheme="majorHAnsi" w:eastAsiaTheme="majorEastAsia" w:hAnsiTheme="majorHAnsi" w:cstheme="majorBidi"/>
+        <w:rFonts/>
       </w:rPr>
       <w:tblPr/>
       <w:tcPr>
@@ -6235,7 +6053,7 @@
     </w:tblPr>
     <w:tblStylePr w:type="firstRow">
       <w:rPr>
-        <w:rFonts w:asciiTheme="majorHAnsi" w:eastAsiaTheme="majorEastAsia" w:hAnsiTheme="majorHAnsi" w:cstheme="majorBidi"/>
+        <w:rFonts/>
       </w:rPr>
       <w:tblPr/>
       <w:tcPr>
@@ -6319,7 +6137,7 @@
     </w:tblPr>
     <w:tblStylePr w:type="firstRow">
       <w:rPr>
-        <w:rFonts w:asciiTheme="majorHAnsi" w:eastAsiaTheme="majorEastAsia" w:hAnsiTheme="majorHAnsi" w:cstheme="majorBidi"/>
+        <w:rFonts/>
       </w:rPr>
       <w:tblPr/>
       <w:tcPr>
@@ -6403,7 +6221,7 @@
     </w:tblPr>
     <w:tblStylePr w:type="firstRow">
       <w:rPr>
-        <w:rFonts w:asciiTheme="majorHAnsi" w:eastAsiaTheme="majorEastAsia" w:hAnsiTheme="majorHAnsi" w:cstheme="majorBidi"/>
+        <w:rFonts/>
       </w:rPr>
       <w:tblPr/>
       <w:tcPr>
@@ -6487,7 +6305,7 @@
     </w:tblPr>
     <w:tblStylePr w:type="firstRow">
       <w:rPr>
-        <w:rFonts w:asciiTheme="majorHAnsi" w:eastAsiaTheme="majorEastAsia" w:hAnsiTheme="majorHAnsi" w:cstheme="majorBidi"/>
+        <w:rFonts/>
       </w:rPr>
       <w:tblPr/>
       <w:tcPr>
@@ -6552,7 +6370,7 @@
       <w:spacing w:after="0" w:line="240" w:lineRule="auto"/>
     </w:pPr>
     <w:rPr>
-      <w:rFonts w:asciiTheme="majorHAnsi" w:eastAsiaTheme="majorEastAsia" w:hAnsiTheme="majorHAnsi" w:cstheme="majorBidi"/>
+      <w:rFonts/>
       <w:color w:val="000000" w:themeColor="text1"/>
     </w:rPr>
     <w:tblPr>
@@ -6680,7 +6498,7 @@
       <w:spacing w:after="0" w:line="240" w:lineRule="auto"/>
     </w:pPr>
     <w:rPr>
-      <w:rFonts w:asciiTheme="majorHAnsi" w:eastAsiaTheme="majorEastAsia" w:hAnsiTheme="majorHAnsi" w:cstheme="majorBidi"/>
+      <w:rFonts/>
       <w:color w:val="000000" w:themeColor="text1"/>
     </w:rPr>
     <w:tblPr>
@@ -6808,7 +6626,7 @@
       <w:spacing w:after="0" w:line="240" w:lineRule="auto"/>
     </w:pPr>
     <w:rPr>
-      <w:rFonts w:asciiTheme="majorHAnsi" w:eastAsiaTheme="majorEastAsia" w:hAnsiTheme="majorHAnsi" w:cstheme="majorBidi"/>
+      <w:rFonts/>
       <w:color w:val="000000" w:themeColor="text1"/>
     </w:rPr>
     <w:tblPr>
@@ -6936,7 +6754,7 @@
       <w:spacing w:after="0" w:line="240" w:lineRule="auto"/>
     </w:pPr>
     <w:rPr>
-      <w:rFonts w:asciiTheme="majorHAnsi" w:eastAsiaTheme="majorEastAsia" w:hAnsiTheme="majorHAnsi" w:cstheme="majorBidi"/>
+      <w:rFonts/>
       <w:color w:val="000000" w:themeColor="text1"/>
     </w:rPr>
     <w:tblPr>
@@ -7064,7 +6882,7 @@
       <w:spacing w:after="0" w:line="240" w:lineRule="auto"/>
     </w:pPr>
     <w:rPr>
-      <w:rFonts w:asciiTheme="majorHAnsi" w:eastAsiaTheme="majorEastAsia" w:hAnsiTheme="majorHAnsi" w:cstheme="majorBidi"/>
+      <w:rFonts/>
       <w:color w:val="000000" w:themeColor="text1"/>
     </w:rPr>
     <w:tblPr>
@@ -7192,7 +7010,7 @@
       <w:spacing w:after="0" w:line="240" w:lineRule="auto"/>
     </w:pPr>
     <w:rPr>
-      <w:rFonts w:asciiTheme="majorHAnsi" w:eastAsiaTheme="majorEastAsia" w:hAnsiTheme="majorHAnsi" w:cstheme="majorBidi"/>
+      <w:rFonts/>
       <w:color w:val="000000" w:themeColor="text1"/>
     </w:rPr>
     <w:tblPr>
@@ -7320,7 +7138,7 @@
       <w:spacing w:after="0" w:line="240" w:lineRule="auto"/>
     </w:pPr>
     <w:rPr>
-      <w:rFonts w:asciiTheme="majorHAnsi" w:eastAsiaTheme="majorEastAsia" w:hAnsiTheme="majorHAnsi" w:cstheme="majorBidi"/>
+      <w:rFonts/>
       <w:color w:val="000000" w:themeColor="text1"/>
     </w:rPr>
     <w:tblPr>
@@ -7959,7 +7777,7 @@
       <w:spacing w:after="0" w:line="240" w:lineRule="auto"/>
     </w:pPr>
     <w:rPr>
-      <w:rFonts w:asciiTheme="majorHAnsi" w:eastAsiaTheme="majorEastAsia" w:hAnsiTheme="majorHAnsi" w:cstheme="majorBidi"/>
+      <w:rFonts/>
       <w:color w:val="000000" w:themeColor="text1"/>
     </w:rPr>
     <w:tblPr>
@@ -8084,7 +7902,7 @@
       <w:spacing w:after="0" w:line="240" w:lineRule="auto"/>
     </w:pPr>
     <w:rPr>
-      <w:rFonts w:asciiTheme="majorHAnsi" w:eastAsiaTheme="majorEastAsia" w:hAnsiTheme="majorHAnsi" w:cstheme="majorBidi"/>
+      <w:rFonts/>
       <w:color w:val="000000" w:themeColor="text1"/>
     </w:rPr>
     <w:tblPr>
@@ -8209,7 +8027,7 @@
       <w:spacing w:after="0" w:line="240" w:lineRule="auto"/>
     </w:pPr>
     <w:rPr>
-      <w:rFonts w:asciiTheme="majorHAnsi" w:eastAsiaTheme="majorEastAsia" w:hAnsiTheme="majorHAnsi" w:cstheme="majorBidi"/>
+      <w:rFonts/>
       <w:color w:val="000000" w:themeColor="text1"/>
     </w:rPr>
     <w:tblPr>
@@ -8334,7 +8152,7 @@
       <w:spacing w:after="0" w:line="240" w:lineRule="auto"/>
     </w:pPr>
     <w:rPr>
-      <w:rFonts w:asciiTheme="majorHAnsi" w:eastAsiaTheme="majorEastAsia" w:hAnsiTheme="majorHAnsi" w:cstheme="majorBidi"/>
+      <w:rFonts/>
       <w:color w:val="000000" w:themeColor="text1"/>
     </w:rPr>
     <w:tblPr>
@@ -8459,7 +8277,7 @@
       <w:spacing w:after="0" w:line="240" w:lineRule="auto"/>
     </w:pPr>
     <w:rPr>
-      <w:rFonts w:asciiTheme="majorHAnsi" w:eastAsiaTheme="majorEastAsia" w:hAnsiTheme="majorHAnsi" w:cstheme="majorBidi"/>
+      <w:rFonts/>
       <w:color w:val="000000" w:themeColor="text1"/>
     </w:rPr>
     <w:tblPr>
@@ -8584,7 +8402,7 @@
       <w:spacing w:after="0" w:line="240" w:lineRule="auto"/>
     </w:pPr>
     <w:rPr>
-      <w:rFonts w:asciiTheme="majorHAnsi" w:eastAsiaTheme="majorEastAsia" w:hAnsiTheme="majorHAnsi" w:cstheme="majorBidi"/>
+      <w:rFonts/>
       <w:color w:val="000000" w:themeColor="text1"/>
     </w:rPr>
     <w:tblPr>
@@ -8709,7 +8527,7 @@
       <w:spacing w:after="0" w:line="240" w:lineRule="auto"/>
     </w:pPr>
     <w:rPr>
-      <w:rFonts w:asciiTheme="majorHAnsi" w:eastAsiaTheme="majorEastAsia" w:hAnsiTheme="majorHAnsi" w:cstheme="majorBidi"/>
+      <w:rFonts/>
       <w:color w:val="000000" w:themeColor="text1"/>
     </w:rPr>
     <w:tblPr>

--- a/az/discovery-articles/4.3 Xəstəliklərin mikrob nəzəriyyəsi.docx
+++ b/az/discovery-articles/4.3 Xəstəliklərin mikrob nəzəriyyəsi.docx
@@ -120,7 +120,7 @@
         <w:widowControl/>
       </w:pPr>
       <w:r>
-        <w:t>Kim kəşf edib və ya yaradıb</w:t>
+        <w:t xml:space="preserve">Kim yaradıb</w:t>
       </w:r>
     </w:p>
     <w:p>
@@ -217,7 +217,7 @@
         <w:rPr>
           <w:sz w:val="20"/>
         </w:rPr>
-        <w:t>C Qurumların materialları və ensiklopedik mənbələr</w:t>
+        <w:t>Qurumların materialları və ensiklopedik mənbələr</w:t>
       </w:r>
     </w:p>
     <w:p>
@@ -301,7 +301,7 @@
         <w:rPr>
           <w:sz w:val="20"/>
         </w:rPr>
-        <w:t>D Muzey arxiv və kitabxana materialları</w:t>
+        <w:t>Muzey arxiv və kitabxana materialları</w:t>
       </w:r>
     </w:p>
     <w:p>
